--- a/proposals/dsuCVK_VA3PB.docx
+++ b/proposals/dsuCVK_VA3PB.docx
@@ -218,7 +218,7 @@
           <w:sz-cs w:val="24"/>
           <w:b/>
         </w:rPr>
-        <w:t xml:space="preserve">Status: New</w:t>
+        <w:t xml:space="preserve">Status: Ongoing</w:t>
       </w:r>
     </w:p>
     <w:p>
